--- a/TEMPLA~1 - Copy.docx
+++ b/TEMPLA~1 - Copy.docx
@@ -2008,7 +2008,8 @@
         </w:tc>
         <w:tc>
           <w:tcPr>
-            <w:tcW w:w="2792" w:type="dxa"/>
+            <w:tcW w:w="5403" w:type="dxa"/>
+            <w:gridSpan w:val="2"/>
             <w:vAlign w:val="center"/>
           </w:tcPr>
           <w:p>
@@ -2018,43 +2019,12 @@
               <w:ind w:left="0"/>
               <w:jc w:val="center"/>
               <w:rPr>
-                <w:rFonts w:ascii="TH SarabunPSK" w:hAnsi="TH SarabunPSK" w:cs="TH SarabunPSK"/>
-                <w:b/>
-                <w:bCs/>
-                <w:sz w:val="28"/>
-                <w:cs/>
-              </w:rPr>
-            </w:pPr>
-            <w:r>
-              <w:rPr>
                 <w:rFonts w:ascii="TH SarabunPSK" w:hAnsi="TH SarabunPSK" w:cs="TH SarabunPSK" w:hint="cs"/>
                 <w:b/>
                 <w:bCs/>
                 <w:sz w:val="28"/>
                 <w:cs/>
               </w:rPr>
-              <w:t>รายเดือน</w:t>
-            </w:r>
-          </w:p>
-        </w:tc>
-        <w:tc>
-          <w:tcPr>
-            <w:tcW w:w="2611" w:type="dxa"/>
-            <w:vAlign w:val="center"/>
-          </w:tcPr>
-          <w:p>
-            <w:pPr>
-              <w:pStyle w:val="ListParagraph"/>
-              <w:spacing w:before="120" w:after="120"/>
-              <w:ind w:left="0"/>
-              <w:jc w:val="center"/>
-              <w:rPr>
-                <w:rFonts w:ascii="TH SarabunPSK" w:hAnsi="TH SarabunPSK" w:cs="TH SarabunPSK"/>
-                <w:b/>
-                <w:bCs/>
-                <w:sz w:val="28"/>
-                <w:cs/>
-              </w:rPr>
             </w:pPr>
             <w:r>
               <w:rPr>
@@ -2064,7 +2034,7 @@
                 <w:sz w:val="28"/>
                 <w:cs/>
               </w:rPr>
-              <w:t>รายปี</w:t>
+              <w:t>ลักษณะการชำระค่าสิทธิการใช้โปรแกรม</w:t>
             </w:r>
           </w:p>
         </w:tc>
@@ -2082,50 +2052,13 @@
               <w:ind w:left="0"/>
               <w:jc w:val="center"/>
               <w:rPr>
-                <w:rFonts w:ascii="TH SarabunPSK" w:hAnsi="TH SarabunPSK" w:cs="TH SarabunPSK"/>
-                <w:b/>
-                <w:bCs/>
-                <w:sz w:val="28"/>
-              </w:rPr>
-            </w:pPr>
-            <w:r>
-              <w:rPr>
                 <w:rFonts w:ascii="TH SarabunPSK" w:hAnsi="TH SarabunPSK" w:cs="TH SarabunPSK" w:hint="cs"/>
                 <w:b/>
                 <w:bCs/>
                 <w:sz w:val="28"/>
                 <w:cs/>
               </w:rPr>
-              <w:t>1</w:t>
-            </w:r>
-            <w:r>
-              <w:rPr>
-                <w:rFonts w:hint="cs"/>
-                <w:b/>
-                <w:bCs/>
-                <w:cs/>
-              </w:rPr>
-              <w:t>.</w:t>
-            </w:r>
-            <w:r>
-              <w:rPr>
-                <w:rFonts w:ascii="TH SarabunPSK" w:hAnsi="TH SarabunPSK" w:cs="TH SarabunPSK" w:hint="cs"/>
-                <w:b/>
-                <w:bCs/>
-                <w:sz w:val="28"/>
-                <w:cs/>
-              </w:rPr>
-              <w:t>โปรแกรม</w:t>
-            </w:r>
-            <w:r>
-              <w:rPr>
-                <w:rFonts w:ascii="TH SarabunPSK" w:hAnsi="TH SarabunPSK" w:cs="TH SarabunPSK" w:hint="cs"/>
-                <w:b/>
-                <w:bCs/>
-                <w:sz w:val="28"/>
-              </w:rPr>
-              <w:t xml:space="preserve"> (Software)</w:t>
-            </w:r>
+            </w:pPr>
           </w:p>
         </w:tc>
         <w:tc>
@@ -2138,6 +2071,149 @@
               <w:pStyle w:val="ListParagraph"/>
               <w:spacing w:before="120" w:after="120"/>
               <w:ind w:left="0"/>
+              <w:jc w:val="center"/>
+              <w:rPr>
+                <w:rFonts w:ascii="TH SarabunPSK" w:hAnsi="TH SarabunPSK" w:cs="TH SarabunPSK" w:hint="cs"/>
+                <w:b/>
+                <w:bCs/>
+                <w:sz w:val="28"/>
+                <w:cs/>
+              </w:rPr>
+            </w:pPr>
+          </w:p>
+        </w:tc>
+        <w:tc>
+          <w:tcPr>
+            <w:tcW w:w="2792" w:type="dxa"/>
+            <w:vAlign w:val="center"/>
+          </w:tcPr>
+          <w:p>
+            <w:pPr>
+              <w:pStyle w:val="ListParagraph"/>
+              <w:spacing w:before="120" w:after="120"/>
+              <w:ind w:left="0"/>
+              <w:jc w:val="center"/>
+              <w:rPr>
+                <w:rFonts w:ascii="TH SarabunPSK" w:hAnsi="TH SarabunPSK" w:cs="TH SarabunPSK" w:hint="cs"/>
+                <w:b/>
+                <w:bCs/>
+                <w:sz w:val="28"/>
+                <w:cs/>
+              </w:rPr>
+            </w:pPr>
+            <w:r>
+              <w:rPr>
+                <w:rFonts w:ascii="TH SarabunPSK" w:hAnsi="TH SarabunPSK" w:cs="TH SarabunPSK" w:hint="cs"/>
+                <w:b/>
+                <w:bCs/>
+                <w:sz w:val="28"/>
+                <w:cs/>
+              </w:rPr>
+              <w:t>รายเดือน</w:t>
+            </w:r>
+          </w:p>
+        </w:tc>
+        <w:tc>
+          <w:tcPr>
+            <w:tcW w:w="2611" w:type="dxa"/>
+            <w:vAlign w:val="center"/>
+          </w:tcPr>
+          <w:p>
+            <w:pPr>
+              <w:pStyle w:val="ListParagraph"/>
+              <w:spacing w:before="120" w:after="120"/>
+              <w:ind w:left="0"/>
+              <w:jc w:val="center"/>
+              <w:rPr>
+                <w:rFonts w:ascii="TH SarabunPSK" w:hAnsi="TH SarabunPSK" w:cs="TH SarabunPSK" w:hint="cs"/>
+                <w:b/>
+                <w:bCs/>
+                <w:sz w:val="28"/>
+                <w:cs/>
+              </w:rPr>
+            </w:pPr>
+            <w:r>
+              <w:rPr>
+                <w:rFonts w:ascii="TH SarabunPSK" w:hAnsi="TH SarabunPSK" w:cs="TH SarabunPSK" w:hint="cs"/>
+                <w:b/>
+                <w:bCs/>
+                <w:sz w:val="28"/>
+                <w:cs/>
+              </w:rPr>
+              <w:t>รายปี</w:t>
+            </w:r>
+          </w:p>
+        </w:tc>
+      </w:tr>
+      <w:tr>
+        <w:tc>
+          <w:tcPr>
+            <w:tcW w:w="1082" w:type="dxa"/>
+            <w:vAlign w:val="center"/>
+          </w:tcPr>
+          <w:p>
+            <w:pPr>
+              <w:pStyle w:val="ListParagraph"/>
+              <w:spacing w:before="120" w:after="120"/>
+              <w:ind w:left="0"/>
+              <w:jc w:val="center"/>
+              <w:rPr>
+                <w:rFonts w:ascii="TH SarabunPSK" w:hAnsi="TH SarabunPSK" w:cs="TH SarabunPSK"/>
+                <w:b/>
+                <w:bCs/>
+                <w:sz w:val="28"/>
+              </w:rPr>
+            </w:pPr>
+            <w:r>
+              <w:rPr>
+                <w:rFonts w:ascii="TH SarabunPSK" w:hAnsi="TH SarabunPSK" w:cs="TH SarabunPSK" w:hint="cs"/>
+                <w:b/>
+                <w:bCs/>
+                <w:sz w:val="28"/>
+                <w:cs/>
+              </w:rPr>
+              <w:t>1</w:t>
+            </w:r>
+            <w:r>
+              <w:rPr>
+                <w:rFonts w:hint="cs"/>
+                <w:b/>
+                <w:bCs/>
+                <w:cs/>
+              </w:rPr>
+              <w:t>.</w:t>
+            </w:r>
+            <w:r>
+              <w:rPr>
+                <w:rFonts w:ascii="TH SarabunPSK" w:hAnsi="TH SarabunPSK" w:cs="TH SarabunPSK" w:hint="cs"/>
+                <w:b/>
+                <w:bCs/>
+                <w:sz w:val="28"/>
+                <w:cs/>
+              </w:rPr>
+              <w:t>โปรแกรม</w:t>
+            </w:r>
+            <w:r>
+              <w:rPr>
+                <w:rFonts w:ascii="TH SarabunPSK" w:hAnsi="TH SarabunPSK" w:cs="TH SarabunPSK" w:hint="cs"/>
+                <w:b/>
+                <w:bCs/>
+                <w:sz w:val="28"/>
+              </w:rPr>
+              <w:t xml:space="preserve"> (Software)</w:t>
+            </w:r>
+          </w:p>
+        </w:tc>
+        <w:tc>
+          <w:tcPr>
+            <w:tcW w:w="2536" w:type="dxa"/>
+            <w:vAlign w:val="center"/>
+          </w:tcPr>
+          <w:p>
+            <w:pPr>
+              <w:pStyle w:val="ListParagraph"/>
+              <w:spacing w:before="120" w:after="120"/>
+              <w:ind w:left="0"/>
               <w:rPr>
                 <w:rFonts w:ascii="TH SarabunPSK" w:hAnsi="TH SarabunPSK" w:cs="TH SarabunPSK"/>
                 <w:sz w:val="28"/>
@@ -2168,6 +2244,223 @@
                 <w:sz w:val="28"/>
               </w:rPr>
               <w:t xml:space="preserve"> }}</w:t>
+            </w:r>
+          </w:p>
+        </w:tc>
+        <w:tc>
+          <w:tcPr>
+            <w:tcW w:w="2792" w:type="dxa"/>
+            <w:vAlign w:val="center"/>
+          </w:tcPr>
+          <w:p>
+            <w:pPr>
+              <w:pStyle w:val="ListParagraph"/>
+              <w:spacing w:before="120" w:after="120"/>
+              <w:ind w:left="0"/>
+              <w:jc w:val="center"/>
+              <w:rPr>
+                <w:rFonts w:ascii="TH SarabunPSK" w:hAnsi="TH SarabunPSK" w:cs="TH SarabunPSK"/>
+                <w:sz w:val="28"/>
+              </w:rPr>
+            </w:pPr>
+            <w:r>
+              <w:rPr>
+                <w:rFonts w:ascii="TH SarabunPSK" w:hAnsi="TH SarabunPSK" w:cs="TH SarabunPSK"/>
+                <w:sz w:val="28"/>
+              </w:rPr>
+              <w:t xml:space="preserve">{{r </w:t>
+            </w:r>
+            <w:proofErr w:type="spellStart"/>
+            <w:r>
+              <w:rPr>
+                <w:rFonts w:ascii="TH SarabunPSK" w:hAnsi="TH SarabunPSK" w:cs="TH SarabunPSK"/>
+                <w:sz w:val="28"/>
+              </w:rPr>
+              <w:t>Software_product_month_price</w:t>
+            </w:r>
+            <w:proofErr w:type="spellEnd"/>
+            <w:r>
+              <w:rPr>
+                <w:rFonts w:ascii="TH SarabunPSK" w:hAnsi="TH SarabunPSK" w:cs="TH SarabunPSK"/>
+                <w:sz w:val="28"/>
+              </w:rPr>
+              <w:t xml:space="preserve"> }}</w:t>
+            </w:r>
+          </w:p>
+        </w:tc>
+        <w:tc>
+          <w:tcPr>
+            <w:tcW w:w="2611" w:type="dxa"/>
+            <w:vAlign w:val="center"/>
+          </w:tcPr>
+          <w:p>
+            <w:pPr>
+              <w:pStyle w:val="ListParagraph"/>
+              <w:spacing w:before="120" w:after="120"/>
+              <w:ind w:left="0"/>
+              <w:jc w:val="center"/>
+              <w:rPr>
+                <w:rFonts w:ascii="TH SarabunPSK" w:hAnsi="TH SarabunPSK" w:cs="TH SarabunPSK"/>
+                <w:sz w:val="28"/>
+              </w:rPr>
+            </w:pPr>
+            <w:r>
+              <w:rPr>
+                <w:rFonts w:ascii="TH SarabunPSK" w:hAnsi="TH SarabunPSK" w:cs="TH SarabunPSK"/>
+                <w:sz w:val="28"/>
+              </w:rPr>
+              <w:t xml:space="preserve">{{r </w:t>
+            </w:r>
+            <w:proofErr w:type="spellStart"/>
+            <w:r>
+              <w:rPr>
+                <w:rFonts w:ascii="TH SarabunPSK" w:hAnsi="TH SarabunPSK" w:cs="TH SarabunPSK"/>
+                <w:sz w:val="28"/>
+              </w:rPr>
+              <w:t>Software_product_year_price</w:t>
+            </w:r>
+            <w:proofErr w:type="spellEnd"/>
+            <w:r>
+              <w:rPr>
+                <w:rFonts w:ascii="TH SarabunPSK" w:hAnsi="TH SarabunPSK" w:cs="TH SarabunPSK"/>
+                <w:sz w:val="28"/>
+              </w:rPr>
+              <w:t xml:space="preserve"> </w:t>
+            </w:r>
+            <w:r>
+              <w:rPr>
+                <w:rFonts w:ascii="TH SarabunPSK" w:hAnsi="TH SarabunPSK" w:cs="TH SarabunPSK"/>
+                <w:sz w:val="28"/>
+              </w:rPr>
+              <w:t>}}</w:t>
+            </w:r>
+          </w:p>
+        </w:tc>
+      </w:tr>
+      <w:tr>
+        <w:tc>
+          <w:tcPr>
+            <w:tcW w:w="1082" w:type="dxa"/>
+            <w:vAlign w:val="center"/>
+          </w:tcPr>
+          <w:p>
+            <w:pPr>
+              <w:pStyle w:val="ListParagraph"/>
+              <w:spacing w:before="120" w:after="120"/>
+              <w:ind w:left="0"/>
+              <w:jc w:val="center"/>
+              <w:rPr>
+                <w:rFonts w:ascii="TH SarabunPSK" w:hAnsi="TH SarabunPSK" w:cs="TH SarabunPSK"/>
+                <w:sz w:val="28"/>
+              </w:rPr>
+            </w:pPr>
+            <w:r>
+              <w:rPr>
+                <w:rFonts w:ascii="TH SarabunPSK" w:hAnsi="TH SarabunPSK" w:cs="TH SarabunPSK" w:hint="cs"/>
+                <w:sz w:val="28"/>
+                <w:cs/>
+              </w:rPr>
+              <w:t>จำนวน</w:t>
+            </w:r>
+            <w:r>
+              <w:rPr>
+                <w:rFonts w:ascii="TH SarabunPSK" w:hAnsi="TH SarabunPSK" w:cs="TH SarabunPSK" w:hint="cs"/>
+                <w:sz w:val="28"/>
+              </w:rPr>
+              <w:t xml:space="preserve"> Module</w:t>
+            </w:r>
+          </w:p>
+          <w:p>
+            <w:pPr>
+              <w:pStyle w:val="ListParagraph"/>
+              <w:spacing w:before="120" w:after="120"/>
+              <w:ind w:left="0"/>
+              <w:jc w:val="center"/>
+              <w:rPr>
+                <w:rFonts w:ascii="TH SarabunPSK" w:hAnsi="TH SarabunPSK" w:cs="TH SarabunPSK"/>
+                <w:sz w:val="28"/>
+                <w:cs/>
+              </w:rPr>
+            </w:pPr>
+            <w:r>
+              <w:rPr>
+                <w:rFonts w:ascii="TH SarabunPSK" w:hAnsi="TH SarabunPSK" w:cs="TH SarabunPSK" w:hint="cs"/>
+                <w:sz w:val="28"/>
+                <w:cs/>
+              </w:rPr>
+              <w:t>ที่มาพร้อมโปรแกรม</w:t>
+            </w:r>
+          </w:p>
+        </w:tc>
+        <w:tc>
+          <w:tcPr>
+            <w:tcW w:w="2536" w:type="dxa"/>
+            <w:vAlign w:val="center"/>
+          </w:tcPr>
+          <w:p>
+            <w:pPr>
+              <w:pStyle w:val="ListParagraph"/>
+              <w:spacing w:before="120" w:after="120"/>
+              <w:ind w:left="0"/>
+              <w:rPr>
+                <w:rFonts w:ascii="TH SarabunPSK" w:hAnsi="TH SarabunPSK" w:cs="TH SarabunPSK"/>
+                <w:sz w:val="28"/>
+                <w:cs/>
+              </w:rPr>
+            </w:pPr>
+            <w:r>
+              <w:rPr>
+                <w:rFonts w:ascii="TH SarabunPSK" w:hAnsi="TH SarabunPSK" w:cs="TH SarabunPSK" w:hint="cs"/>
+                <w:sz w:val="28"/>
+              </w:rPr>
+              <w:t xml:space="preserve">{{r </w:t>
+            </w:r>
+            <w:proofErr w:type="spellStart"/>
+            <w:r>
+              <w:rPr>
+                <w:rFonts w:ascii="TH SarabunPSK" w:hAnsi="TH SarabunPSK" w:cs="TH SarabunPSK" w:hint="cs"/>
+                <w:sz w:val="28"/>
+              </w:rPr>
+              <w:t>Standard_modules_</w:t>
+            </w:r>
+            <w:proofErr w:type="gramStart"/>
+            <w:r>
+              <w:rPr>
+                <w:rFonts w:ascii="TH SarabunPSK" w:hAnsi="TH SarabunPSK" w:cs="TH SarabunPSK" w:hint="cs"/>
+                <w:sz w:val="28"/>
+              </w:rPr>
+              <w:t>total</w:t>
+            </w:r>
+            <w:proofErr w:type="spellEnd"/>
+            <w:r>
+              <w:rPr>
+                <w:rFonts w:ascii="TH SarabunPSK" w:hAnsi="TH SarabunPSK" w:cs="TH SarabunPSK" w:hint="cs"/>
+                <w:sz w:val="28"/>
+              </w:rPr>
+              <w:t xml:space="preserve"> }</w:t>
+            </w:r>
+            <w:proofErr w:type="gramEnd"/>
+            <w:r>
+              <w:rPr>
+                <w:rFonts w:ascii="TH SarabunPSK" w:hAnsi="TH SarabunPSK" w:cs="TH SarabunPSK" w:hint="cs"/>
+                <w:sz w:val="28"/>
+              </w:rPr>
+              <w:t>}</w:t>
+            </w:r>
+            <w:r>
+              <w:rPr>
+                <w:rFonts w:ascii="TH SarabunPSK" w:hAnsi="TH SarabunPSK" w:cs="TH SarabunPSK" w:hint="cs"/>
+                <w:color w:val="EE0000"/>
+                <w:sz w:val="28"/>
+              </w:rPr>
+              <w:t xml:space="preserve"> </w:t>
+            </w:r>
+            <w:r>
+              <w:rPr>
+                <w:rFonts w:ascii="TH SarabunPSK" w:hAnsi="TH SarabunPSK" w:cs="TH SarabunPSK" w:hint="cs"/>
+                <w:sz w:val="28"/>
+              </w:rPr>
+              <w:t>Module (s)</w:t>
             </w:r>
           </w:p>
         </w:tc>
@@ -2223,43 +2516,23 @@
               <w:rPr>
                 <w:rFonts w:ascii="TH SarabunPSK" w:hAnsi="TH SarabunPSK" w:cs="TH SarabunPSK"/>
                 <w:sz w:val="28"/>
+                <w:cs/>
               </w:rPr>
             </w:pPr>
             <w:r>
               <w:rPr>
                 <w:rFonts w:ascii="TH SarabunPSK" w:hAnsi="TH SarabunPSK" w:cs="TH SarabunPSK" w:hint="cs"/>
                 <w:sz w:val="28"/>
+              </w:rPr>
+              <w:t xml:space="preserve">Module </w:t>
+            </w:r>
+            <w:r>
+              <w:rPr>
+                <w:rFonts w:ascii="TH SarabunPSK" w:hAnsi="TH SarabunPSK" w:cs="TH SarabunPSK" w:hint="cs"/>
+                <w:sz w:val="28"/>
                 <w:cs/>
               </w:rPr>
-              <w:t>จำนวน</w:t>
-            </w:r>
-            <w:r>
-              <w:rPr>
-                <w:rFonts w:ascii="TH SarabunPSK" w:hAnsi="TH SarabunPSK" w:cs="TH SarabunPSK" w:hint="cs"/>
-                <w:sz w:val="28"/>
-              </w:rPr>
-              <w:t xml:space="preserve"> Module</w:t>
-            </w:r>
-          </w:p>
-          <w:p>
-            <w:pPr>
-              <w:pStyle w:val="ListParagraph"/>
-              <w:spacing w:before="120" w:after="120"/>
-              <w:ind w:left="0"/>
-              <w:jc w:val="center"/>
-              <w:rPr>
-                <w:rFonts w:ascii="TH SarabunPSK" w:hAnsi="TH SarabunPSK" w:cs="TH SarabunPSK"/>
-                <w:sz w:val="28"/>
-                <w:cs/>
-              </w:rPr>
-            </w:pPr>
-            <w:r>
-              <w:rPr>
-                <w:rFonts w:ascii="TH SarabunPSK" w:hAnsi="TH SarabunPSK" w:cs="TH SarabunPSK" w:hint="cs"/>
-                <w:sz w:val="28"/>
-                <w:cs/>
-              </w:rPr>
-              <w:t>ที่มาพร้อมโปรแกรม</w:t>
+              <w:t>เสริม ทั้งหมด</w:t>
             </w:r>
           </w:p>
         </w:tc>
@@ -2276,7 +2549,6 @@
               <w:rPr>
                 <w:rFonts w:ascii="TH SarabunPSK" w:hAnsi="TH SarabunPSK" w:cs="TH SarabunPSK"/>
                 <w:sz w:val="28"/>
-                <w:cs/>
               </w:rPr>
             </w:pPr>
             <w:r>
@@ -2292,7 +2564,15 @@
                 <w:rFonts w:ascii="TH SarabunPSK" w:hAnsi="TH SarabunPSK" w:cs="TH SarabunPSK" w:hint="cs"/>
                 <w:sz w:val="28"/>
               </w:rPr>
-              <w:t>Standard_modules_total</w:t>
+              <w:t>Total_optional_modules_</w:t>
+            </w:r>
+            <w:proofErr w:type="gramStart"/>
+            <w:r>
+              <w:rPr>
+                <w:rFonts w:ascii="TH SarabunPSK" w:hAnsi="TH SarabunPSK" w:cs="TH SarabunPSK" w:hint="cs"/>
+                <w:sz w:val="28"/>
+              </w:rPr>
+              <w:t>count</w:t>
             </w:r>
             <w:proofErr w:type="spellEnd"/>
             <w:r>
@@ -2300,134 +2580,15 @@
                 <w:rFonts w:ascii="TH SarabunPSK" w:hAnsi="TH SarabunPSK" w:cs="TH SarabunPSK" w:hint="cs"/>
                 <w:sz w:val="28"/>
               </w:rPr>
-              <w:t xml:space="preserve"> }}</w:t>
-            </w:r>
+              <w:t xml:space="preserve"> }</w:t>
+            </w:r>
+            <w:proofErr w:type="gramEnd"/>
             <w:r>
               <w:rPr>
                 <w:rFonts w:ascii="TH SarabunPSK" w:hAnsi="TH SarabunPSK" w:cs="TH SarabunPSK" w:hint="cs"/>
-                <w:color w:val="EE0000"/>
-                <w:sz w:val="28"/>
-              </w:rPr>
-              <w:t xml:space="preserve"> </w:t>
-            </w:r>
-            <w:r>
-              <w:rPr>
-                <w:rFonts w:ascii="TH SarabunPSK" w:hAnsi="TH SarabunPSK" w:cs="TH SarabunPSK" w:hint="cs"/>
-                <w:sz w:val="28"/>
-              </w:rPr>
-              <w:t>Module (s)</w:t>
-            </w:r>
-          </w:p>
-        </w:tc>
-        <w:tc>
-          <w:tcPr>
-            <w:tcW w:w="2792" w:type="dxa"/>
-            <w:vAlign w:val="center"/>
-          </w:tcPr>
-          <w:p>
-            <w:pPr>
-              <w:pStyle w:val="ListParagraph"/>
-              <w:spacing w:before="120" w:after="120"/>
-              <w:ind w:left="0"/>
-              <w:jc w:val="center"/>
-              <w:rPr>
-                <w:rFonts w:ascii="TH SarabunPSK" w:hAnsi="TH SarabunPSK" w:cs="TH SarabunPSK"/>
-                <w:sz w:val="28"/>
-              </w:rPr>
-            </w:pPr>
-          </w:p>
-        </w:tc>
-        <w:tc>
-          <w:tcPr>
-            <w:tcW w:w="2611" w:type="dxa"/>
-            <w:vAlign w:val="center"/>
-          </w:tcPr>
-          <w:p>
-            <w:pPr>
-              <w:pStyle w:val="ListParagraph"/>
-              <w:spacing w:before="120" w:after="120"/>
-              <w:ind w:left="0"/>
-              <w:jc w:val="center"/>
-              <w:rPr>
-                <w:rFonts w:ascii="TH SarabunPSK" w:hAnsi="TH SarabunPSK" w:cs="TH SarabunPSK"/>
-                <w:sz w:val="28"/>
-              </w:rPr>
-            </w:pPr>
-          </w:p>
-        </w:tc>
-      </w:tr>
-      <w:tr>
-        <w:tc>
-          <w:tcPr>
-            <w:tcW w:w="1082" w:type="dxa"/>
-            <w:vAlign w:val="center"/>
-          </w:tcPr>
-          <w:p>
-            <w:pPr>
-              <w:pStyle w:val="ListParagraph"/>
-              <w:spacing w:before="120" w:after="120"/>
-              <w:ind w:left="0"/>
-              <w:jc w:val="center"/>
-              <w:rPr>
-                <w:rFonts w:ascii="TH SarabunPSK" w:hAnsi="TH SarabunPSK" w:cs="TH SarabunPSK"/>
-                <w:sz w:val="28"/>
-                <w:cs/>
-              </w:rPr>
-            </w:pPr>
-            <w:r>
-              <w:rPr>
-                <w:rFonts w:ascii="TH SarabunPSK" w:hAnsi="TH SarabunPSK" w:cs="TH SarabunPSK" w:hint="cs"/>
-                <w:sz w:val="28"/>
-              </w:rPr>
-              <w:t xml:space="preserve">Module </w:t>
-            </w:r>
-            <w:r>
-              <w:rPr>
-                <w:rFonts w:ascii="TH SarabunPSK" w:hAnsi="TH SarabunPSK" w:cs="TH SarabunPSK" w:hint="cs"/>
-                <w:sz w:val="28"/>
-                <w:cs/>
-              </w:rPr>
-              <w:t>เสริม ทั้งหมด</w:t>
-            </w:r>
-          </w:p>
-        </w:tc>
-        <w:tc>
-          <w:tcPr>
-            <w:tcW w:w="2536" w:type="dxa"/>
-            <w:vAlign w:val="center"/>
-          </w:tcPr>
-          <w:p>
-            <w:pPr>
-              <w:pStyle w:val="ListParagraph"/>
-              <w:spacing w:before="120" w:after="120"/>
-              <w:ind w:left="0"/>
-              <w:rPr>
-                <w:rFonts w:ascii="TH SarabunPSK" w:hAnsi="TH SarabunPSK" w:cs="TH SarabunPSK"/>
-                <w:sz w:val="28"/>
-              </w:rPr>
-            </w:pPr>
-            <w:r>
-              <w:rPr>
-                <w:rFonts w:ascii="TH SarabunPSK" w:hAnsi="TH SarabunPSK" w:cs="TH SarabunPSK" w:hint="cs"/>
-                <w:sz w:val="28"/>
-              </w:rPr>
-              <w:t xml:space="preserve">{{r </w:t>
-            </w:r>
-            <w:proofErr w:type="spellStart"/>
-            <w:r>
-              <w:rPr>
-                <w:rFonts w:ascii="TH SarabunPSK" w:hAnsi="TH SarabunPSK" w:cs="TH SarabunPSK" w:hint="cs"/>
-                <w:sz w:val="28"/>
-              </w:rPr>
-              <w:t>Total_optional_modules_count</w:t>
-            </w:r>
-            <w:proofErr w:type="spellEnd"/>
-            <w:r>
-              <w:rPr>
-                <w:rFonts w:ascii="TH SarabunPSK" w:hAnsi="TH SarabunPSK" w:cs="TH SarabunPSK" w:hint="cs"/>
-                <w:sz w:val="28"/>
-              </w:rPr>
-              <w:t xml:space="preserve"> }}  Module (s) </w:t>
+                <w:sz w:val="28"/>
+              </w:rPr>
+              <w:t xml:space="preserve">}  Module (s) </w:t>
             </w:r>
             <w:r>
               <w:rPr>
@@ -2574,7 +2735,27 @@
                 <w:spacing w:val="-6"/>
                 <w:sz w:val="28"/>
               </w:rPr>
-              <w:t>{{r Optional_month_rows_1 }} {{r Text_month_row_1 }}</w:t>
+              <w:t>{{r Optional_month_rows_</w:t>
+            </w:r>
+            <w:proofErr w:type="gramStart"/>
+            <w:r>
+              <w:rPr>
+                <w:rFonts w:ascii="TH SarabunPSK" w:eastAsia="Calibri" w:hAnsi="TH SarabunPSK" w:cs="TH SarabunPSK" w:hint="cs"/>
+                <w:color w:val="000000" w:themeColor="text1"/>
+                <w:spacing w:val="-6"/>
+                <w:sz w:val="28"/>
+              </w:rPr>
+              <w:t>1 }</w:t>
+            </w:r>
+            <w:proofErr w:type="gramEnd"/>
+            <w:r>
+              <w:rPr>
+                <w:rFonts w:ascii="TH SarabunPSK" w:eastAsia="Calibri" w:hAnsi="TH SarabunPSK" w:cs="TH SarabunPSK" w:hint="cs"/>
+                <w:color w:val="000000" w:themeColor="text1"/>
+                <w:spacing w:val="-6"/>
+                <w:sz w:val="28"/>
+              </w:rPr>
+              <w:t>} {{r Text_month_row_1 }}</w:t>
             </w:r>
           </w:p>
         </w:tc>
@@ -2600,7 +2781,27 @@
                 <w:spacing w:val="-6"/>
                 <w:sz w:val="28"/>
               </w:rPr>
-              <w:t>{{r Optional_year_rows_1 }} {{r Text_year_row_1 }}</w:t>
+              <w:t>{{r Optional_year_rows_</w:t>
+            </w:r>
+            <w:proofErr w:type="gramStart"/>
+            <w:r>
+              <w:rPr>
+                <w:rFonts w:ascii="TH SarabunPSK" w:eastAsia="Calibri" w:hAnsi="TH SarabunPSK" w:cs="TH SarabunPSK" w:hint="cs"/>
+                <w:color w:val="000000" w:themeColor="text1"/>
+                <w:spacing w:val="-6"/>
+                <w:sz w:val="28"/>
+              </w:rPr>
+              <w:t>1 }</w:t>
+            </w:r>
+            <w:proofErr w:type="gramEnd"/>
+            <w:r>
+              <w:rPr>
+                <w:rFonts w:ascii="TH SarabunPSK" w:eastAsia="Calibri" w:hAnsi="TH SarabunPSK" w:cs="TH SarabunPSK" w:hint="cs"/>
+                <w:color w:val="000000" w:themeColor="text1"/>
+                <w:spacing w:val="-6"/>
+                <w:sz w:val="28"/>
+              </w:rPr>
+              <w:t>} {{r Text_year_row_1 }}</w:t>
             </w:r>
           </w:p>
         </w:tc>
@@ -2681,7 +2882,27 @@
                 <w:spacing w:val="-6"/>
                 <w:sz w:val="28"/>
               </w:rPr>
-              <w:t>{{r Optional_month_rows_2 }} {{r Text_month_row_2 }}</w:t>
+              <w:t>{{r Optional_month_rows_</w:t>
+            </w:r>
+            <w:proofErr w:type="gramStart"/>
+            <w:r>
+              <w:rPr>
+                <w:rFonts w:ascii="TH SarabunPSK" w:eastAsia="Calibri" w:hAnsi="TH SarabunPSK" w:cs="TH SarabunPSK" w:hint="cs"/>
+                <w:color w:val="000000" w:themeColor="text1"/>
+                <w:spacing w:val="-6"/>
+                <w:sz w:val="28"/>
+              </w:rPr>
+              <w:t>2 }</w:t>
+            </w:r>
+            <w:proofErr w:type="gramEnd"/>
+            <w:r>
+              <w:rPr>
+                <w:rFonts w:ascii="TH SarabunPSK" w:eastAsia="Calibri" w:hAnsi="TH SarabunPSK" w:cs="TH SarabunPSK" w:hint="cs"/>
+                <w:color w:val="000000" w:themeColor="text1"/>
+                <w:spacing w:val="-6"/>
+                <w:sz w:val="28"/>
+              </w:rPr>
+              <w:t>} {{r Text_month_row_2 }}</w:t>
             </w:r>
           </w:p>
         </w:tc>
@@ -2707,7 +2928,27 @@
                 <w:spacing w:val="-6"/>
                 <w:sz w:val="28"/>
               </w:rPr>
-              <w:t>{{r Optional_year_rows_2 }} {{r Text_year_row_2 }}</w:t>
+              <w:t>{{r Optional_year_rows_</w:t>
+            </w:r>
+            <w:proofErr w:type="gramStart"/>
+            <w:r>
+              <w:rPr>
+                <w:rFonts w:ascii="TH SarabunPSK" w:eastAsia="Calibri" w:hAnsi="TH SarabunPSK" w:cs="TH SarabunPSK" w:hint="cs"/>
+                <w:color w:val="000000" w:themeColor="text1"/>
+                <w:spacing w:val="-6"/>
+                <w:sz w:val="28"/>
+              </w:rPr>
+              <w:t>2 }</w:t>
+            </w:r>
+            <w:proofErr w:type="gramEnd"/>
+            <w:r>
+              <w:rPr>
+                <w:rFonts w:ascii="TH SarabunPSK" w:eastAsia="Calibri" w:hAnsi="TH SarabunPSK" w:cs="TH SarabunPSK" w:hint="cs"/>
+                <w:color w:val="000000" w:themeColor="text1"/>
+                <w:spacing w:val="-6"/>
+                <w:sz w:val="28"/>
+              </w:rPr>
+              <w:t>} {{r Text_year_row_2 }}</w:t>
             </w:r>
           </w:p>
         </w:tc>
@@ -2788,7 +3029,27 @@
                 <w:spacing w:val="-6"/>
                 <w:sz w:val="28"/>
               </w:rPr>
-              <w:t>{{r Optional_month_rows_3 }} {{r Text_month_row_3 }}</w:t>
+              <w:t>{{r Optional_month_rows_</w:t>
+            </w:r>
+            <w:proofErr w:type="gramStart"/>
+            <w:r>
+              <w:rPr>
+                <w:rFonts w:ascii="TH SarabunPSK" w:eastAsia="Calibri" w:hAnsi="TH SarabunPSK" w:cs="TH SarabunPSK" w:hint="cs"/>
+                <w:color w:val="000000" w:themeColor="text1"/>
+                <w:spacing w:val="-6"/>
+                <w:sz w:val="28"/>
+              </w:rPr>
+              <w:t>3 }</w:t>
+            </w:r>
+            <w:proofErr w:type="gramEnd"/>
+            <w:r>
+              <w:rPr>
+                <w:rFonts w:ascii="TH SarabunPSK" w:eastAsia="Calibri" w:hAnsi="TH SarabunPSK" w:cs="TH SarabunPSK" w:hint="cs"/>
+                <w:color w:val="000000" w:themeColor="text1"/>
+                <w:spacing w:val="-6"/>
+                <w:sz w:val="28"/>
+              </w:rPr>
+              <w:t>} {{r Text_month_row_3 }}</w:t>
             </w:r>
           </w:p>
         </w:tc>
@@ -2902,7 +3163,15 @@
                 <w:rFonts w:ascii="TH SarabunPSK" w:hAnsi="TH SarabunPSK" w:cs="TH SarabunPSK" w:hint="cs"/>
                 <w:sz w:val="28"/>
               </w:rPr>
-              <w:t>Total_users_count</w:t>
+              <w:t>Total_users_</w:t>
+            </w:r>
+            <w:proofErr w:type="gramStart"/>
+            <w:r>
+              <w:rPr>
+                <w:rFonts w:ascii="TH SarabunPSK" w:hAnsi="TH SarabunPSK" w:cs="TH SarabunPSK" w:hint="cs"/>
+                <w:sz w:val="28"/>
+              </w:rPr>
+              <w:t>count</w:t>
             </w:r>
             <w:proofErr w:type="spellEnd"/>
             <w:r>
@@ -2910,7 +3179,15 @@
                 <w:rFonts w:ascii="TH SarabunPSK" w:hAnsi="TH SarabunPSK" w:cs="TH SarabunPSK" w:hint="cs"/>
                 <w:sz w:val="28"/>
               </w:rPr>
-              <w:t xml:space="preserve"> }} User (s)</w:t>
+              <w:t xml:space="preserve"> }</w:t>
+            </w:r>
+            <w:proofErr w:type="gramEnd"/>
+            <w:r>
+              <w:rPr>
+                <w:rFonts w:ascii="TH SarabunPSK" w:hAnsi="TH SarabunPSK" w:cs="TH SarabunPSK" w:hint="cs"/>
+                <w:sz w:val="28"/>
+              </w:rPr>
+              <w:t>} User (s)</w:t>
             </w:r>
           </w:p>
         </w:tc>
@@ -2930,29 +3207,6 @@
                 <w:sz w:val="28"/>
               </w:rPr>
             </w:pPr>
-            <w:r>
-              <w:rPr>
-                <w:rFonts w:ascii="TH SarabunPSK" w:hAnsi="TH SarabunPSK" w:cs="TH SarabunPSK" w:hint="cs"/>
-                <w:sz w:val="28"/>
-              </w:rPr>
-              <w:t xml:space="preserve">{{r </w:t>
-            </w:r>
-            <w:proofErr w:type="spellStart"/>
-            <w:r>
-              <w:rPr>
-                <w:rFonts w:ascii="TH SarabunPSK" w:hAnsi="TH SarabunPSK" w:cs="TH SarabunPSK" w:hint="cs"/>
-                <w:sz w:val="28"/>
-              </w:rPr>
-              <w:t>Add_concurrent_rate_price_month</w:t>
-            </w:r>
-            <w:proofErr w:type="spellEnd"/>
-            <w:r>
-              <w:rPr>
-                <w:rFonts w:ascii="TH SarabunPSK" w:hAnsi="TH SarabunPSK" w:cs="TH SarabunPSK" w:hint="cs"/>
-                <w:sz w:val="28"/>
-              </w:rPr>
-              <w:t xml:space="preserve"> }}</w:t>
-            </w:r>
           </w:p>
         </w:tc>
         <w:tc>
@@ -2971,29 +3225,6 @@
                 <w:sz w:val="28"/>
               </w:rPr>
             </w:pPr>
-            <w:r>
-              <w:rPr>
-                <w:rFonts w:ascii="TH SarabunPSK" w:hAnsi="TH SarabunPSK" w:cs="TH SarabunPSK" w:hint="cs"/>
-                <w:sz w:val="28"/>
-              </w:rPr>
-              <w:t xml:space="preserve">{{r </w:t>
-            </w:r>
-            <w:proofErr w:type="spellStart"/>
-            <w:r>
-              <w:rPr>
-                <w:rFonts w:ascii="TH SarabunPSK" w:hAnsi="TH SarabunPSK" w:cs="TH SarabunPSK" w:hint="cs"/>
-                <w:sz w:val="28"/>
-              </w:rPr>
-              <w:t>Add_concurrent_rate_price_year</w:t>
-            </w:r>
-            <w:proofErr w:type="spellEnd"/>
-            <w:r>
-              <w:rPr>
-                <w:rFonts w:ascii="TH SarabunPSK" w:hAnsi="TH SarabunPSK" w:cs="TH SarabunPSK" w:hint="cs"/>
-                <w:sz w:val="28"/>
-              </w:rPr>
-              <w:t xml:space="preserve"> }}</w:t>
-            </w:r>
           </w:p>
         </w:tc>
       </w:tr>
@@ -3260,6 +3491,29 @@
                 <w:sz w:val="28"/>
               </w:rPr>
             </w:pPr>
+            <w:r>
+              <w:rPr>
+                <w:rFonts w:ascii="TH SarabunPSK" w:hAnsi="TH SarabunPSK" w:cs="TH SarabunPSK" w:hint="cs"/>
+                <w:sz w:val="28"/>
+              </w:rPr>
+              <w:t xml:space="preserve">{{r </w:t>
+            </w:r>
+            <w:proofErr w:type="spellStart"/>
+            <w:r>
+              <w:rPr>
+                <w:rFonts w:ascii="TH SarabunPSK" w:hAnsi="TH SarabunPSK" w:cs="TH SarabunPSK" w:hint="cs"/>
+                <w:sz w:val="28"/>
+              </w:rPr>
+              <w:t>Add_concurrent_rate_price_year</w:t>
+            </w:r>
+            <w:proofErr w:type="spellEnd"/>
+            <w:r>
+              <w:rPr>
+                <w:rFonts w:ascii="TH SarabunPSK" w:hAnsi="TH SarabunPSK" w:cs="TH SarabunPSK" w:hint="cs"/>
+                <w:sz w:val="28"/>
+              </w:rPr>
+              <w:t xml:space="preserve"> }}</w:t>
+            </w:r>
           </w:p>
         </w:tc>
       </w:tr>
@@ -3473,7 +3727,15 @@
                 <w:rFonts w:ascii="TH SarabunPSK" w:hAnsi="TH SarabunPSK" w:cs="TH SarabunPSK" w:hint="cs"/>
                 <w:sz w:val="28"/>
               </w:rPr>
-              <w:t>Total_multi_company_count</w:t>
+              <w:t>Total_multi_company_</w:t>
+            </w:r>
+            <w:proofErr w:type="gramStart"/>
+            <w:r>
+              <w:rPr>
+                <w:rFonts w:ascii="TH SarabunPSK" w:hAnsi="TH SarabunPSK" w:cs="TH SarabunPSK" w:hint="cs"/>
+                <w:sz w:val="28"/>
+              </w:rPr>
+              <w:t>count</w:t>
             </w:r>
             <w:proofErr w:type="spellEnd"/>
             <w:r>
@@ -3481,7 +3743,15 @@
                 <w:rFonts w:ascii="TH SarabunPSK" w:hAnsi="TH SarabunPSK" w:cs="TH SarabunPSK" w:hint="cs"/>
                 <w:sz w:val="28"/>
               </w:rPr>
-              <w:t xml:space="preserve"> }}  Company (s)</w:t>
+              <w:t xml:space="preserve"> }</w:t>
+            </w:r>
+            <w:proofErr w:type="gramEnd"/>
+            <w:r>
+              <w:rPr>
+                <w:rFonts w:ascii="TH SarabunPSK" w:hAnsi="TH SarabunPSK" w:cs="TH SarabunPSK" w:hint="cs"/>
+                <w:sz w:val="28"/>
+              </w:rPr>
+              <w:t>}  Company (s)</w:t>
             </w:r>
             <w:r>
               <w:rPr>
@@ -3645,7 +3915,15 @@
                 <w:rFonts w:ascii="TH SarabunPSK" w:hAnsi="TH SarabunPSK" w:cs="TH SarabunPSK" w:hint="cs"/>
                 <w:sz w:val="28"/>
               </w:rPr>
-              <w:t>Deposit_amount</w:t>
+              <w:t>Deposit_</w:t>
+            </w:r>
+            <w:proofErr w:type="gramStart"/>
+            <w:r>
+              <w:rPr>
+                <w:rFonts w:ascii="TH SarabunPSK" w:hAnsi="TH SarabunPSK" w:cs="TH SarabunPSK" w:hint="cs"/>
+                <w:sz w:val="28"/>
+              </w:rPr>
+              <w:t>amount</w:t>
             </w:r>
             <w:proofErr w:type="spellEnd"/>
             <w:r>
@@ -3653,7 +3931,15 @@
                 <w:rFonts w:ascii="TH SarabunPSK" w:hAnsi="TH SarabunPSK" w:cs="TH SarabunPSK" w:hint="cs"/>
                 <w:sz w:val="28"/>
               </w:rPr>
-              <w:t xml:space="preserve"> }} </w:t>
+              <w:t xml:space="preserve"> }</w:t>
+            </w:r>
+            <w:proofErr w:type="gramEnd"/>
+            <w:r>
+              <w:rPr>
+                <w:rFonts w:ascii="TH SarabunPSK" w:hAnsi="TH SarabunPSK" w:cs="TH SarabunPSK" w:hint="cs"/>
+                <w:sz w:val="28"/>
+              </w:rPr>
+              <w:t xml:space="preserve">} </w:t>
             </w:r>
           </w:p>
         </w:tc>
@@ -3703,7 +3989,17 @@
                 <w:sz w:val="28"/>
                 <w:cs/>
               </w:rPr>
-              <w:t>รวมชำระค่าบริการ</w:t>
+              <w:t>รวมชำระค่า</w:t>
+            </w:r>
+            <w:r>
+              <w:rPr>
+                <w:rFonts w:ascii="TH SarabunPSK" w:hAnsi="TH SarabunPSK" w:cs="TH SarabunPSK" w:hint="cs"/>
+                <w:b/>
+                <w:bCs/>
+                <w:sz w:val="28"/>
+                <w:cs/>
+              </w:rPr>
+              <w:t>สิทธิการใช้โปรแกรม</w:t>
             </w:r>
           </w:p>
         </w:tc>
@@ -3991,16 +4287,44 @@
                 <w:color w:val="000000"/>
                 <w:sz w:val="28"/>
               </w:rPr>
-              <w:t>Implement_price</w:t>
-            </w:r>
-            <w:proofErr w:type="spellEnd"/>
+              <w:t>Implement_</w:t>
+            </w:r>
+            <w:proofErr w:type="gramStart"/>
             <w:r>
               <w:rPr>
                 <w:rFonts w:ascii="TH SarabunPSK" w:hAnsi="TH SarabunPSK" w:cs="TH SarabunPSK" w:hint="cs"/>
                 <w:color w:val="000000"/>
                 <w:sz w:val="28"/>
               </w:rPr>
-              <w:t xml:space="preserve"> }} </w:t>
+              <w:t>price</w:t>
+            </w:r>
+            <w:proofErr w:type="spellEnd"/>
+            <w:r>
+              <w:rPr>
+                <w:rFonts w:ascii="TH SarabunPSK" w:hAnsi="TH SarabunPSK" w:cs="TH SarabunPSK" w:hint="cs"/>
+                <w:color w:val="000000"/>
+                <w:sz w:val="28"/>
+              </w:rPr>
+              <w:t xml:space="preserve"> }</w:t>
+            </w:r>
+            <w:proofErr w:type="gramEnd"/>
+            <w:r>
+              <w:rPr>
+                <w:rFonts w:ascii="TH SarabunPSK" w:hAnsi="TH SarabunPSK" w:cs="TH SarabunPSK" w:hint="cs"/>
+                <w:color w:val="000000"/>
+                <w:sz w:val="28"/>
+              </w:rPr>
+              <w:t xml:space="preserve">} </w:t>
+            </w:r>
+            <w:proofErr w:type="gramStart"/>
+            <w:r>
+              <w:rPr>
+                <w:rFonts w:ascii="TH SarabunPSK" w:hAnsi="TH SarabunPSK" w:cs="TH SarabunPSK" w:hint="cs"/>
+                <w:color w:val="000000"/>
+                <w:sz w:val="28"/>
+                <w:cs/>
+              </w:rPr>
+              <w:t>บาท</w:t>
             </w:r>
             <w:r>
               <w:rPr>
@@ -4009,7 +4333,17 @@
                 <w:u w:val="single"/>
                 <w:cs/>
               </w:rPr>
-              <w:t xml:space="preserve">(รายละเอียดปรากฎตามข้อ </w:t>
+              <w:t>(</w:t>
+            </w:r>
+            <w:proofErr w:type="gramEnd"/>
+            <w:r>
+              <w:rPr>
+                <w:rFonts w:ascii="TH SarabunPSK" w:hAnsi="TH SarabunPSK" w:cs="TH SarabunPSK"/>
+                <w:sz w:val="28"/>
+                <w:u w:val="single"/>
+                <w:cs/>
+              </w:rPr>
+              <w:t xml:space="preserve">รายละเอียดปรากฎตามข้อ </w:t>
             </w:r>
             <w:r>
               <w:rPr>
@@ -4140,7 +4474,15 @@
                 <w:rFonts w:ascii="TH SarabunPSK" w:hAnsi="TH SarabunPSK" w:cs="TH SarabunPSK" w:hint="cs"/>
                 <w:sz w:val="28"/>
               </w:rPr>
-              <w:t>Implement_mandays</w:t>
+              <w:t>Implement_</w:t>
+            </w:r>
+            <w:proofErr w:type="gramStart"/>
+            <w:r>
+              <w:rPr>
+                <w:rFonts w:ascii="TH SarabunPSK" w:hAnsi="TH SarabunPSK" w:cs="TH SarabunPSK" w:hint="cs"/>
+                <w:sz w:val="28"/>
+              </w:rPr>
+              <w:t>mandays</w:t>
             </w:r>
             <w:proofErr w:type="spellEnd"/>
             <w:r>
@@ -4148,7 +4490,15 @@
                 <w:rFonts w:ascii="TH SarabunPSK" w:hAnsi="TH SarabunPSK" w:cs="TH SarabunPSK" w:hint="cs"/>
                 <w:sz w:val="28"/>
               </w:rPr>
-              <w:t xml:space="preserve"> }} </w:t>
+              <w:t xml:space="preserve"> }</w:t>
+            </w:r>
+            <w:proofErr w:type="gramEnd"/>
+            <w:r>
+              <w:rPr>
+                <w:rFonts w:ascii="TH SarabunPSK" w:hAnsi="TH SarabunPSK" w:cs="TH SarabunPSK" w:hint="cs"/>
+                <w:sz w:val="28"/>
+              </w:rPr>
+              <w:t xml:space="preserve">} </w:t>
             </w:r>
             <w:r>
               <w:rPr>
@@ -4314,6 +4664,7 @@
           <w:cs/>
           <w14:ligatures w14:val="none"/>
         </w:rPr>
+        <w:lastRenderedPageBreak/>
         <w:t>ระบบโมดูลเสริม (</w:t>
       </w:r>
       <w:r>
@@ -4514,7 +4865,6 @@
           <w:sz w:val="28"/>
           <w:cs/>
         </w:rPr>
-        <w:lastRenderedPageBreak/>
         <w:t>รายละเอียด</w:t>
       </w:r>
       <w:r>
@@ -4746,7 +5096,15 @@
           <w:rFonts w:ascii="TH SarabunPSK" w:hAnsi="TH SarabunPSK" w:cs="TH SarabunPSK" w:hint="cs"/>
           <w:sz w:val="28"/>
         </w:rPr>
-        <w:t>Subsidiaries_attachment_status</w:t>
+        <w:t>Subsidiaries_attachment_</w:t>
+      </w:r>
+      <w:proofErr w:type="gramStart"/>
+      <w:r>
+        <w:rPr>
+          <w:rFonts w:ascii="TH SarabunPSK" w:hAnsi="TH SarabunPSK" w:cs="TH SarabunPSK" w:hint="cs"/>
+          <w:sz w:val="28"/>
+        </w:rPr>
+        <w:t>status</w:t>
       </w:r>
       <w:proofErr w:type="spellEnd"/>
       <w:r>
@@ -4761,7 +5119,15 @@
           <w:rFonts w:ascii="TH SarabunPSK" w:hAnsi="TH SarabunPSK" w:cs="TH SarabunPSK" w:hint="cs"/>
           <w:sz w:val="28"/>
         </w:rPr>
-        <w:t>}}</w:t>
+        <w:t>}</w:t>
+      </w:r>
+      <w:proofErr w:type="gramEnd"/>
+      <w:r>
+        <w:rPr>
+          <w:rFonts w:ascii="TH SarabunPSK" w:hAnsi="TH SarabunPSK" w:cs="TH SarabunPSK" w:hint="cs"/>
+          <w:sz w:val="28"/>
+        </w:rPr>
+        <w:t>}</w:t>
       </w:r>
       <w:r>
         <w:rPr>
@@ -4789,6 +5155,7 @@
         <w:spacing w:after="120"/>
         <w:rPr>
           <w:rFonts w:ascii="TH SarabunPSK" w:hAnsi="TH SarabunPSK" w:cs="TH SarabunPSK"/>
+          <w:color w:val="000000" w:themeColor="text1"/>
           <w:sz w:val="28"/>
           <w:cs/>
         </w:rPr>
@@ -4827,20 +5194,28 @@
       <w:proofErr w:type="spellStart"/>
       <w:r>
         <w:rPr>
-          <w:rFonts w:ascii="TH SarabunPSK" w:hAnsi="TH SarabunPSK" w:cs="TH SarabunPSK" w:hint="cs"/>
+          <w:rFonts w:ascii="TH SarabunPSK" w:hAnsi="TH SarabunPSK" w:cs="TH SarabunPSK"/>
           <w:color w:val="000000" w:themeColor="text1"/>
           <w:sz w:val="28"/>
         </w:rPr>
-        <w:t>Multi_company_count</w:t>
+        <w:t>Add_multi_rate_price</w:t>
       </w:r>
       <w:proofErr w:type="spellEnd"/>
       <w:r>
         <w:rPr>
-          <w:rFonts w:ascii="TH SarabunPSK" w:hAnsi="TH SarabunPSK" w:cs="TH SarabunPSK" w:hint="cs"/>
+          <w:rFonts w:ascii="TH SarabunPSK" w:hAnsi="TH SarabunPSK" w:cs="TH SarabunPSK"/>
           <w:color w:val="000000" w:themeColor="text1"/>
           <w:sz w:val="28"/>
         </w:rPr>
-        <w:t xml:space="preserve"> }} </w:t>
+        <w:t xml:space="preserve"> </w:t>
+      </w:r>
+      <w:r>
+        <w:rPr>
+          <w:rFonts w:ascii="TH SarabunPSK" w:hAnsi="TH SarabunPSK" w:cs="TH SarabunPSK" w:hint="cs"/>
+          <w:color w:val="000000" w:themeColor="text1"/>
+          <w:sz w:val="28"/>
+        </w:rPr>
+        <w:t xml:space="preserve">}} </w:t>
       </w:r>
       <w:r>
         <w:rPr>
@@ -5228,7 +5603,31 @@
           <w:sz w:val="28"/>
           <w:cs/>
         </w:rPr>
-        <w:t xml:space="preserve">ผู้รับอนุญาตตกลงชำระเงินประกันจำนวนเท่ากับค่าบริการรายเดือนสอง (2) เดือน ให้แก่ผู้อนุญาตตามที่กำหนดในใบเสนอราคา เพื่อเป็นหลักประกันการชำระค่าบริการใช้โปรแกรมรายเดือนตามสัญญานี้ เป็นเงินจำนวน </w:t>
+        <w:t>ผู้รับอนุญาตตกลงชำระเงินประกันจำนวนเท่ากับค่าบริการรายเดือนสอง (2) เดือน ให้แก่ผู้อนุญาตตามที่กำหนดในใบเสนอราคา เพื่อเป็นหลักประกันการ</w:t>
+      </w:r>
+      <w:r>
+        <w:rPr>
+          <w:rFonts w:ascii="TH SarabunPSK" w:hAnsi="TH SarabunPSK" w:cs="TH SarabunPSK" w:hint="cs"/>
+          <w:sz w:val="28"/>
+          <w:cs/>
+        </w:rPr>
+        <w:t>ชำระ</w:t>
+      </w:r>
+      <w:r>
+        <w:rPr>
+          <w:rFonts w:ascii="TH SarabunPSK" w:hAnsi="TH SarabunPSK" w:cs="TH SarabunPSK" w:hint="cs"/>
+          <w:sz w:val="28"/>
+          <w:cs/>
+        </w:rPr>
+        <w:t>ค่าสิทธิ</w:t>
+      </w:r>
+      <w:r>
+        <w:rPr>
+          <w:rFonts w:ascii="TH SarabunPSK" w:hAnsi="TH SarabunPSK" w:cs="TH SarabunPSK" w:hint="cs"/>
+          <w:sz w:val="28"/>
+          <w:cs/>
+        </w:rPr>
+        <w:t xml:space="preserve">ใช้โปรแกรมรายเดือนตามสัญญานี้ เป็นเงินจำนวน </w:t>
       </w:r>
       <w:r>
         <w:rPr>
@@ -5393,6 +5792,7 @@
           <w:cs/>
           <w14:ligatures w14:val="none"/>
         </w:rPr>
+        <w:lastRenderedPageBreak/>
         <w:t xml:space="preserve">   </w:t>
       </w:r>
       <w:r>
@@ -5428,17 +5828,7 @@
           <w:cs/>
           <w14:ligatures w14:val="none"/>
         </w:rPr>
-        <w:t>กรณีผู้รับอนุญาตต้องการดาวน์โหลดแอพพลิเคชั่นเพิ่มเติมนอกเหนือ</w:t>
-      </w:r>
-      <w:r>
-        <w:rPr>
-          <w:rFonts w:ascii="TH SarabunPSK" w:hAnsi="TH SarabunPSK" w:cs="TH SarabunPSK" w:hint="cs"/>
-          <w:sz w:val="28"/>
-          <w:cs/>
-          <w14:ligatures w14:val="none"/>
-        </w:rPr>
-        <w:lastRenderedPageBreak/>
-        <w:t xml:space="preserve">แอพพลิเคชั่นที่ระบุด้านล่าง ผู้อนุญาตจะเสนอราคาแอพพลิเคชั่นใหม่ก่อนเปิดการใช้งานให้ผู้รับอนุญาตพิจารณา เป็นครั้งๆ ไป โดยมีรายละเอียดแอพพลิเคชั่น </w:t>
+        <w:t xml:space="preserve">กรณีผู้รับอนุญาตต้องการดาวน์โหลดแอพพลิเคชั่นเพิ่มเติมนอกเหนือแอพพลิเคชั่นที่ระบุด้านล่าง ผู้อนุญาตจะเสนอราคาแอพพลิเคชั่นใหม่ก่อนเปิดการใช้งานให้ผู้รับอนุญาตพิจารณา เป็นครั้งๆ ไป โดยมีรายละเอียดแอพพลิเคชั่น </w:t>
       </w:r>
       <w:r>
         <w:rPr>
@@ -6091,8 +6481,9 @@
         <w:ind w:left="1843" w:right="-57" w:hanging="283"/>
         <w:jc w:val="thaiDistribute"/>
         <w:rPr>
-          <w:rFonts w:ascii="TH SarabunPSK" w:hAnsi="TH SarabunPSK" w:cs="TH SarabunPSK"/>
-          <w:sz w:val="28"/>
+          <w:rFonts w:ascii="TH SarabunPSK" w:hAnsi="TH SarabunPSK" w:cs="TH SarabunPSK" w:hint="cs"/>
+          <w:sz w:val="28"/>
+          <w:cs/>
         </w:rPr>
       </w:pPr>
       <w:r>
@@ -6407,6 +6798,7 @@
         </w:rPr>
         <w:t>ค่าวางระบบซอฟต์แวร์ (</w:t>
       </w:r>
+      <w:proofErr w:type="gramStart"/>
       <w:r>
         <w:rPr>
           <w:rFonts w:ascii="TH SarabunPSK" w:hAnsi="TH SarabunPSK" w:cs="TH SarabunPSK" w:hint="cs"/>
@@ -6422,6 +6814,7 @@
         </w:rPr>
         <w:t xml:space="preserve"> แพคเกจ</w:t>
       </w:r>
+      <w:proofErr w:type="gramEnd"/>
       <w:r>
         <w:rPr>
           <w:rFonts w:ascii="TH SarabunPSK" w:hAnsi="TH SarabunPSK" w:cs="TH SarabunPSK" w:hint="cs"/>
@@ -6445,7 +6838,16 @@
           <w:color w:val="000000"/>
           <w:sz w:val="28"/>
         </w:rPr>
-        <w:t>Implement_package_name</w:t>
+        <w:t>Implement_package_</w:t>
+      </w:r>
+      <w:proofErr w:type="gramStart"/>
+      <w:r>
+        <w:rPr>
+          <w:rFonts w:ascii="TH SarabunPSK" w:hAnsi="TH SarabunPSK" w:cs="TH SarabunPSK" w:hint="cs"/>
+          <w:color w:val="000000"/>
+          <w:sz w:val="28"/>
+        </w:rPr>
+        <w:t>name</w:t>
       </w:r>
       <w:proofErr w:type="spellEnd"/>
       <w:r>
@@ -6454,7 +6856,16 @@
           <w:color w:val="000000"/>
           <w:sz w:val="28"/>
         </w:rPr>
-        <w:t xml:space="preserve"> }}</w:t>
+        <w:t xml:space="preserve"> }</w:t>
+      </w:r>
+      <w:proofErr w:type="gramEnd"/>
+      <w:r>
+        <w:rPr>
+          <w:rFonts w:ascii="TH SarabunPSK" w:hAnsi="TH SarabunPSK" w:cs="TH SarabunPSK" w:hint="cs"/>
+          <w:color w:val="000000"/>
+          <w:sz w:val="28"/>
+        </w:rPr>
+        <w:t>}</w:t>
       </w:r>
       <w:r>
         <w:rPr>
@@ -6679,20 +7090,21 @@
     <w:tbl>
       <w:tblPr>
         <w:tblStyle w:val="TableGrid"/>
-        <w:tblW w:w="0" w:type="auto"/>
+        <w:tblW w:w="11000" w:type="dxa"/>
         <w:tblInd w:w="567" w:type="dxa"/>
         <w:tblLayout w:type="fixed"/>
         <w:tblLook w:val="04A0" w:firstRow="1" w:lastRow="0" w:firstColumn="1" w:lastColumn="0" w:noHBand="0" w:noVBand="1"/>
       </w:tblPr>
       <w:tblGrid>
-        <w:gridCol w:w="988"/>
-        <w:gridCol w:w="2551"/>
-        <w:gridCol w:w="4910"/>
+        <w:gridCol w:w="704"/>
+        <w:gridCol w:w="2835"/>
+        <w:gridCol w:w="2410"/>
+        <w:gridCol w:w="5051"/>
       </w:tblGrid>
       <w:tr>
         <w:tc>
           <w:tcPr>
-            <w:tcW w:w="988" w:type="dxa"/>
+            <w:tcW w:w="704" w:type="dxa"/>
             <w:vAlign w:val="center"/>
           </w:tcPr>
           <w:p>
@@ -6721,7 +7133,62 @@
         </w:tc>
         <w:tc>
           <w:tcPr>
-            <w:tcW w:w="2551" w:type="dxa"/>
+            <w:tcW w:w="2835" w:type="dxa"/>
+          </w:tcPr>
+          <w:p>
+            <w:pPr>
+              <w:pStyle w:val="ListParagraph"/>
+              <w:ind w:left="0"/>
+              <w:rPr>
+                <w:rFonts w:ascii="TH SarabunPSK" w:eastAsiaTheme="majorEastAsia" w:hAnsi="TH SarabunPSK" w:cs="TH SarabunPSK" w:hint="cs"/>
+                <w:b/>
+                <w:bCs/>
+                <w:sz w:val="28"/>
+                <w:cs/>
+              </w:rPr>
+            </w:pPr>
+            <w:r>
+              <w:rPr>
+                <w:rFonts w:ascii="TH SarabunPSK" w:hAnsi="TH SarabunPSK" w:cs="TH SarabunPSK" w:hint="cs"/>
+                <w:color w:val="000000"/>
+                <w:sz w:val="28"/>
+                <w:cs/>
+              </w:rPr>
+              <w:t>จำนวนร้อยละของเงินค่าวางระบบ</w:t>
+            </w:r>
+            <w:proofErr w:type="spellStart"/>
+            <w:r>
+              <w:rPr>
+                <w:rFonts w:ascii="TH SarabunPSK" w:hAnsi="TH SarabunPSK" w:cs="TH SarabunPSK" w:hint="cs"/>
+                <w:color w:val="000000"/>
+                <w:sz w:val="28"/>
+                <w:cs/>
+              </w:rPr>
+              <w:t>ซอฟแวร์</w:t>
+            </w:r>
+            <w:proofErr w:type="spellEnd"/>
+            <w:r>
+              <w:rPr>
+                <w:rFonts w:ascii="TH SarabunPSK" w:hAnsi="TH SarabunPSK" w:cs="TH SarabunPSK" w:hint="cs"/>
+                <w:color w:val="000000"/>
+                <w:sz w:val="28"/>
+                <w:cs/>
+              </w:rPr>
+              <w:t>(</w:t>
+            </w:r>
+            <w:r>
+              <w:rPr>
+                <w:rFonts w:ascii="TH SarabunPSK" w:hAnsi="TH SarabunPSK" w:cs="TH SarabunPSK"/>
+                <w:color w:val="000000"/>
+                <w:sz w:val="28"/>
+              </w:rPr>
+              <w:t>%)</w:t>
+            </w:r>
+          </w:p>
+        </w:tc>
+        <w:tc>
+          <w:tcPr>
+            <w:tcW w:w="2410" w:type="dxa"/>
             <w:vAlign w:val="center"/>
           </w:tcPr>
           <w:p>
@@ -6743,17 +7210,7 @@
                 <w:sz w:val="28"/>
                 <w:cs/>
               </w:rPr>
-              <w:t>ชำระ</w:t>
-            </w:r>
-            <w:r>
-              <w:rPr>
-                <w:rFonts w:ascii="TH SarabunPSK" w:eastAsiaTheme="majorEastAsia" w:hAnsi="TH SarabunPSK" w:cs="TH SarabunPSK" w:hint="cs"/>
-                <w:b/>
-                <w:bCs/>
-                <w:sz w:val="28"/>
-                <w:cs/>
-              </w:rPr>
-              <w:t>จำนวนเงิน</w:t>
+              <w:t>ชำระจำนวนเงิน</w:t>
             </w:r>
             <w:r>
               <w:rPr>
@@ -6787,7 +7244,7 @@
         </w:tc>
         <w:tc>
           <w:tcPr>
-            <w:tcW w:w="4910" w:type="dxa"/>
+            <w:tcW w:w="5051" w:type="dxa"/>
             <w:vAlign w:val="center"/>
           </w:tcPr>
           <w:p>
@@ -6817,7 +7274,7 @@
       <w:tr>
         <w:tc>
           <w:tcPr>
-            <w:tcW w:w="988" w:type="dxa"/>
+            <w:tcW w:w="704" w:type="dxa"/>
             <w:vAlign w:val="center"/>
           </w:tcPr>
           <w:p>
@@ -6845,7 +7302,30 @@
         </w:tc>
         <w:tc>
           <w:tcPr>
-            <w:tcW w:w="2551" w:type="dxa"/>
+            <w:tcW w:w="2835" w:type="dxa"/>
+            <w:vAlign w:val="center"/>
+          </w:tcPr>
+          <w:p>
+            <w:pPr>
+              <w:rPr>
+                <w:rFonts w:ascii="TH SarabunPSK" w:eastAsiaTheme="majorEastAsia" w:hAnsi="TH SarabunPSK" w:cs="TH SarabunPSK" w:hint="cs"/>
+                <w:color w:val="000000"/>
+                <w:sz w:val="28"/>
+              </w:rPr>
+            </w:pPr>
+            <w:r>
+              <w:rPr>
+                <w:rFonts w:ascii="TH SarabunPSK" w:eastAsiaTheme="majorEastAsia" w:hAnsi="TH SarabunPSK" w:cs="TH SarabunPSK"/>
+                <w:color w:val="000000"/>
+                <w:sz w:val="28"/>
+              </w:rPr>
+              <w:t>{{r Per_pay_price_1 }}</w:t>
+            </w:r>
+          </w:p>
+        </w:tc>
+        <w:tc>
+          <w:tcPr>
+            <w:tcW w:w="2410" w:type="dxa"/>
             <w:vAlign w:val="center"/>
           </w:tcPr>
           <w:p>
@@ -6869,7 +7349,7 @@
         </w:tc>
         <w:tc>
           <w:tcPr>
-            <w:tcW w:w="4910" w:type="dxa"/>
+            <w:tcW w:w="5051" w:type="dxa"/>
             <w:vAlign w:val="center"/>
           </w:tcPr>
           <w:p>
@@ -6896,7 +7376,7 @@
       <w:tr>
         <w:tc>
           <w:tcPr>
-            <w:tcW w:w="988" w:type="dxa"/>
+            <w:tcW w:w="704" w:type="dxa"/>
             <w:vAlign w:val="center"/>
           </w:tcPr>
           <w:p>
@@ -6918,13 +7398,14 @@
                 <w:sz w:val="28"/>
                 <w:cs/>
               </w:rPr>
+              <w:lastRenderedPageBreak/>
               <w:t>2</w:t>
             </w:r>
           </w:p>
         </w:tc>
         <w:tc>
           <w:tcPr>
-            <w:tcW w:w="2551" w:type="dxa"/>
+            <w:tcW w:w="2835" w:type="dxa"/>
             <w:vAlign w:val="center"/>
           </w:tcPr>
           <w:p>
@@ -6932,25 +7413,40 @@
               <w:pStyle w:val="ListParagraph"/>
               <w:ind w:left="0"/>
               <w:rPr>
-                <w:rFonts w:ascii="TH SarabunPSK" w:eastAsiaTheme="majorEastAsia" w:hAnsi="TH SarabunPSK" w:cs="TH SarabunPSK"/>
-                <w:b/>
-                <w:bCs/>
-                <w:sz w:val="28"/>
-              </w:rPr>
-            </w:pPr>
-            <w:r>
-              <w:rPr>
                 <w:rFonts w:ascii="TH SarabunPSK" w:eastAsiaTheme="majorEastAsia" w:hAnsi="TH SarabunPSK" w:cs="TH SarabunPSK" w:hint="cs"/>
                 <w:color w:val="000000"/>
                 <w:sz w:val="28"/>
               </w:rPr>
-              <w:t>{{r Payment_price_2 }}</w:t>
+            </w:pPr>
+            <w:r>
+              <w:rPr>
+                <w:rFonts w:ascii="TH SarabunPSK" w:eastAsiaTheme="majorEastAsia" w:hAnsi="TH SarabunPSK" w:cs="TH SarabunPSK"/>
+                <w:color w:val="000000"/>
+                <w:sz w:val="28"/>
+              </w:rPr>
+              <w:t>{{r Per_pay_price_</w:t>
+            </w:r>
+            <w:r>
+              <w:rPr>
+                <w:rFonts w:ascii="TH SarabunPSK" w:eastAsiaTheme="majorEastAsia" w:hAnsi="TH SarabunPSK" w:cs="TH SarabunPSK"/>
+                <w:color w:val="000000"/>
+                <w:sz w:val="28"/>
+              </w:rPr>
+              <w:t>2</w:t>
+            </w:r>
+            <w:r>
+              <w:rPr>
+                <w:rFonts w:ascii="TH SarabunPSK" w:eastAsiaTheme="majorEastAsia" w:hAnsi="TH SarabunPSK" w:cs="TH SarabunPSK"/>
+                <w:color w:val="000000"/>
+                <w:sz w:val="28"/>
+              </w:rPr>
+              <w:t xml:space="preserve"> }}</w:t>
             </w:r>
           </w:p>
         </w:tc>
         <w:tc>
           <w:tcPr>
-            <w:tcW w:w="4910" w:type="dxa"/>
+            <w:tcW w:w="2410" w:type="dxa"/>
             <w:vAlign w:val="center"/>
           </w:tcPr>
           <w:p>
@@ -6970,6 +7466,32 @@
                 <w:color w:val="000000"/>
                 <w:sz w:val="28"/>
               </w:rPr>
+              <w:t>{{r Payment_price_2 }}</w:t>
+            </w:r>
+          </w:p>
+        </w:tc>
+        <w:tc>
+          <w:tcPr>
+            <w:tcW w:w="5051" w:type="dxa"/>
+            <w:vAlign w:val="center"/>
+          </w:tcPr>
+          <w:p>
+            <w:pPr>
+              <w:pStyle w:val="ListParagraph"/>
+              <w:ind w:left="0"/>
+              <w:rPr>
+                <w:rFonts w:ascii="TH SarabunPSK" w:eastAsiaTheme="majorEastAsia" w:hAnsi="TH SarabunPSK" w:cs="TH SarabunPSK"/>
+                <w:b/>
+                <w:bCs/>
+                <w:sz w:val="28"/>
+              </w:rPr>
+            </w:pPr>
+            <w:r>
+              <w:rPr>
+                <w:rFonts w:ascii="TH SarabunPSK" w:eastAsiaTheme="majorEastAsia" w:hAnsi="TH SarabunPSK" w:cs="TH SarabunPSK" w:hint="cs"/>
+                <w:color w:val="000000"/>
+                <w:sz w:val="28"/>
+              </w:rPr>
               <w:t>{{r Payment_description_2 }}</w:t>
             </w:r>
           </w:p>
@@ -6978,7 +7500,7 @@
       <w:tr>
         <w:tc>
           <w:tcPr>
-            <w:tcW w:w="988" w:type="dxa"/>
+            <w:tcW w:w="704" w:type="dxa"/>
             <w:vAlign w:val="center"/>
           </w:tcPr>
           <w:p>
@@ -7006,7 +7528,7 @@
         </w:tc>
         <w:tc>
           <w:tcPr>
-            <w:tcW w:w="2551" w:type="dxa"/>
+            <w:tcW w:w="2835" w:type="dxa"/>
             <w:vAlign w:val="center"/>
           </w:tcPr>
           <w:p>
@@ -7014,25 +7536,40 @@
               <w:pStyle w:val="ListParagraph"/>
               <w:ind w:left="0"/>
               <w:rPr>
-                <w:rFonts w:ascii="TH SarabunPSK" w:eastAsiaTheme="majorEastAsia" w:hAnsi="TH SarabunPSK" w:cs="TH SarabunPSK"/>
-                <w:b/>
-                <w:bCs/>
-                <w:sz w:val="28"/>
-              </w:rPr>
-            </w:pPr>
-            <w:r>
-              <w:rPr>
                 <w:rFonts w:ascii="TH SarabunPSK" w:eastAsiaTheme="majorEastAsia" w:hAnsi="TH SarabunPSK" w:cs="TH SarabunPSK" w:hint="cs"/>
                 <w:color w:val="000000"/>
                 <w:sz w:val="28"/>
               </w:rPr>
-              <w:t>{{r Payment_price_3 }}</w:t>
+            </w:pPr>
+            <w:r>
+              <w:rPr>
+                <w:rFonts w:ascii="TH SarabunPSK" w:eastAsiaTheme="majorEastAsia" w:hAnsi="TH SarabunPSK" w:cs="TH SarabunPSK"/>
+                <w:color w:val="000000"/>
+                <w:sz w:val="28"/>
+              </w:rPr>
+              <w:t>{{r Per_pay_price_</w:t>
+            </w:r>
+            <w:r>
+              <w:rPr>
+                <w:rFonts w:ascii="TH SarabunPSK" w:eastAsiaTheme="majorEastAsia" w:hAnsi="TH SarabunPSK" w:cs="TH SarabunPSK"/>
+                <w:color w:val="000000"/>
+                <w:sz w:val="28"/>
+              </w:rPr>
+              <w:t>3</w:t>
+            </w:r>
+            <w:r>
+              <w:rPr>
+                <w:rFonts w:ascii="TH SarabunPSK" w:eastAsiaTheme="majorEastAsia" w:hAnsi="TH SarabunPSK" w:cs="TH SarabunPSK"/>
+                <w:color w:val="000000"/>
+                <w:sz w:val="28"/>
+              </w:rPr>
+              <w:t xml:space="preserve"> }}</w:t>
             </w:r>
           </w:p>
         </w:tc>
         <w:tc>
           <w:tcPr>
-            <w:tcW w:w="4910" w:type="dxa"/>
+            <w:tcW w:w="2410" w:type="dxa"/>
             <w:vAlign w:val="center"/>
           </w:tcPr>
           <w:p>
@@ -7052,6 +7589,32 @@
                 <w:color w:val="000000"/>
                 <w:sz w:val="28"/>
               </w:rPr>
+              <w:t>{{r Payment_price_3 }}</w:t>
+            </w:r>
+          </w:p>
+        </w:tc>
+        <w:tc>
+          <w:tcPr>
+            <w:tcW w:w="5051" w:type="dxa"/>
+            <w:vAlign w:val="center"/>
+          </w:tcPr>
+          <w:p>
+            <w:pPr>
+              <w:pStyle w:val="ListParagraph"/>
+              <w:ind w:left="0"/>
+              <w:rPr>
+                <w:rFonts w:ascii="TH SarabunPSK" w:eastAsiaTheme="majorEastAsia" w:hAnsi="TH SarabunPSK" w:cs="TH SarabunPSK"/>
+                <w:b/>
+                <w:bCs/>
+                <w:sz w:val="28"/>
+              </w:rPr>
+            </w:pPr>
+            <w:r>
+              <w:rPr>
+                <w:rFonts w:ascii="TH SarabunPSK" w:eastAsiaTheme="majorEastAsia" w:hAnsi="TH SarabunPSK" w:cs="TH SarabunPSK" w:hint="cs"/>
+                <w:color w:val="000000"/>
+                <w:sz w:val="28"/>
+              </w:rPr>
               <w:t>{{r Payment_description_3 }}</w:t>
             </w:r>
           </w:p>
@@ -7060,7 +7623,7 @@
       <w:tr>
         <w:tc>
           <w:tcPr>
-            <w:tcW w:w="988" w:type="dxa"/>
+            <w:tcW w:w="704" w:type="dxa"/>
             <w:vAlign w:val="center"/>
           </w:tcPr>
           <w:p>
@@ -7088,7 +7651,7 @@
         </w:tc>
         <w:tc>
           <w:tcPr>
-            <w:tcW w:w="2551" w:type="dxa"/>
+            <w:tcW w:w="2835" w:type="dxa"/>
             <w:vAlign w:val="center"/>
           </w:tcPr>
           <w:p>
@@ -7096,25 +7659,40 @@
               <w:pStyle w:val="ListParagraph"/>
               <w:ind w:left="0"/>
               <w:rPr>
-                <w:rFonts w:ascii="TH SarabunPSK" w:eastAsiaTheme="majorEastAsia" w:hAnsi="TH SarabunPSK" w:cs="TH SarabunPSK"/>
-                <w:b/>
-                <w:bCs/>
-                <w:sz w:val="28"/>
-              </w:rPr>
-            </w:pPr>
-            <w:r>
-              <w:rPr>
                 <w:rFonts w:ascii="TH SarabunPSK" w:eastAsiaTheme="majorEastAsia" w:hAnsi="TH SarabunPSK" w:cs="TH SarabunPSK" w:hint="cs"/>
                 <w:color w:val="000000"/>
                 <w:sz w:val="28"/>
               </w:rPr>
-              <w:t>{{r Payment_price_4 }}</w:t>
+            </w:pPr>
+            <w:r>
+              <w:rPr>
+                <w:rFonts w:ascii="TH SarabunPSK" w:eastAsiaTheme="majorEastAsia" w:hAnsi="TH SarabunPSK" w:cs="TH SarabunPSK"/>
+                <w:color w:val="000000"/>
+                <w:sz w:val="28"/>
+              </w:rPr>
+              <w:t>{{r Per_pay_price_</w:t>
+            </w:r>
+            <w:r>
+              <w:rPr>
+                <w:rFonts w:ascii="TH SarabunPSK" w:eastAsiaTheme="majorEastAsia" w:hAnsi="TH SarabunPSK" w:cs="TH SarabunPSK"/>
+                <w:color w:val="000000"/>
+                <w:sz w:val="28"/>
+              </w:rPr>
+              <w:t>4</w:t>
+            </w:r>
+            <w:r>
+              <w:rPr>
+                <w:rFonts w:ascii="TH SarabunPSK" w:eastAsiaTheme="majorEastAsia" w:hAnsi="TH SarabunPSK" w:cs="TH SarabunPSK"/>
+                <w:color w:val="000000"/>
+                <w:sz w:val="28"/>
+              </w:rPr>
+              <w:t xml:space="preserve"> }}</w:t>
             </w:r>
           </w:p>
         </w:tc>
         <w:tc>
           <w:tcPr>
-            <w:tcW w:w="4910" w:type="dxa"/>
+            <w:tcW w:w="2410" w:type="dxa"/>
             <w:vAlign w:val="center"/>
           </w:tcPr>
           <w:p>
@@ -7134,6 +7712,32 @@
                 <w:color w:val="000000"/>
                 <w:sz w:val="28"/>
               </w:rPr>
+              <w:t>{{r Payment_price_4 }}</w:t>
+            </w:r>
+          </w:p>
+        </w:tc>
+        <w:tc>
+          <w:tcPr>
+            <w:tcW w:w="5051" w:type="dxa"/>
+            <w:vAlign w:val="center"/>
+          </w:tcPr>
+          <w:p>
+            <w:pPr>
+              <w:pStyle w:val="ListParagraph"/>
+              <w:ind w:left="0"/>
+              <w:rPr>
+                <w:rFonts w:ascii="TH SarabunPSK" w:eastAsiaTheme="majorEastAsia" w:hAnsi="TH SarabunPSK" w:cs="TH SarabunPSK"/>
+                <w:b/>
+                <w:bCs/>
+                <w:sz w:val="28"/>
+              </w:rPr>
+            </w:pPr>
+            <w:r>
+              <w:rPr>
+                <w:rFonts w:ascii="TH SarabunPSK" w:eastAsiaTheme="majorEastAsia" w:hAnsi="TH SarabunPSK" w:cs="TH SarabunPSK" w:hint="cs"/>
+                <w:color w:val="000000"/>
+                <w:sz w:val="28"/>
+              </w:rPr>
               <w:t>{{r Payment_description_4 }}</w:t>
             </w:r>
           </w:p>
@@ -7707,7 +8311,47 @@
           <w:sz w:val="28"/>
           <w:cs/>
         </w:rPr>
-        <w:t xml:space="preserve">สัปดาห์ และชำระค่าบริการก่อนที่ทีม </w:t>
+        <w:t>สัปดาห์ และ</w:t>
+      </w:r>
+      <w:r>
+        <w:rPr>
+          <w:rFonts w:ascii="TH SarabunPSK" w:hAnsi="TH SarabunPSK" w:cs="TH SarabunPSK" w:hint="cs"/>
+          <w:sz w:val="28"/>
+          <w:cs/>
+        </w:rPr>
+        <w:t>ชำระ</w:t>
+      </w:r>
+      <w:r>
+        <w:rPr>
+          <w:rFonts w:ascii="TH SarabunPSK" w:hAnsi="TH SarabunPSK" w:cs="TH SarabunPSK" w:hint="cs"/>
+          <w:sz w:val="28"/>
+          <w:cs/>
+        </w:rPr>
+        <w:t>ค่าสิทธิ</w:t>
+      </w:r>
+      <w:r>
+        <w:rPr>
+          <w:rFonts w:ascii="TH SarabunPSK" w:eastAsiaTheme="majorEastAsia" w:hAnsi="TH SarabunPSK" w:cs="TH SarabunPSK" w:hint="cs"/>
+          <w:sz w:val="28"/>
+          <w:cs/>
+        </w:rPr>
+        <w:t>การ</w:t>
+      </w:r>
+      <w:r>
+        <w:rPr>
+          <w:rFonts w:ascii="TH SarabunPSK" w:eastAsiaTheme="majorEastAsia" w:hAnsi="TH SarabunPSK" w:cs="TH SarabunPSK" w:hint="cs"/>
+          <w:sz w:val="28"/>
+          <w:cs/>
+        </w:rPr>
+        <w:t>ใช้โปรแกรม</w:t>
+      </w:r>
+      <w:r>
+        <w:rPr>
+          <w:rFonts w:ascii="TH SarabunPSK" w:eastAsiaTheme="majorEastAsia" w:hAnsi="TH SarabunPSK" w:cs="TH SarabunPSK" w:hint="cs"/>
+          <w:sz w:val="28"/>
+          <w:cs/>
+        </w:rPr>
+        <w:t xml:space="preserve">ก่อนที่ทีม </w:t>
       </w:r>
       <w:r>
         <w:rPr>
@@ -7954,7 +8598,15 @@
           <w:rFonts w:ascii="TH SarabunPSK" w:hAnsi="TH SarabunPSK" w:cs="TH SarabunPSK" w:hint="cs"/>
           <w:sz w:val="28"/>
         </w:rPr>
-        <w:t>Store_install</w:t>
+        <w:t>Store_</w:t>
+      </w:r>
+      <w:proofErr w:type="gramStart"/>
+      <w:r>
+        <w:rPr>
+          <w:rFonts w:ascii="TH SarabunPSK" w:hAnsi="TH SarabunPSK" w:cs="TH SarabunPSK" w:hint="cs"/>
+          <w:sz w:val="28"/>
+        </w:rPr>
+        <w:t>install</w:t>
       </w:r>
       <w:proofErr w:type="spellEnd"/>
       <w:r>
@@ -7962,7 +8614,15 @@
           <w:rFonts w:ascii="TH SarabunPSK" w:hAnsi="TH SarabunPSK" w:cs="TH SarabunPSK" w:hint="cs"/>
           <w:sz w:val="28"/>
         </w:rPr>
-        <w:t xml:space="preserve"> }}</w:t>
+        <w:t xml:space="preserve"> }</w:t>
+      </w:r>
+      <w:proofErr w:type="gramEnd"/>
+      <w:r>
+        <w:rPr>
+          <w:rFonts w:ascii="TH SarabunPSK" w:hAnsi="TH SarabunPSK" w:cs="TH SarabunPSK" w:hint="cs"/>
+          <w:sz w:val="28"/>
+        </w:rPr>
+        <w:t>}</w:t>
       </w:r>
     </w:p>
     <w:p>
@@ -7990,7 +8650,15 @@
           <w:rFonts w:ascii="TH SarabunPSK" w:hAnsi="TH SarabunPSK" w:cs="TH SarabunPSK" w:hint="cs"/>
           <w:sz w:val="28"/>
         </w:rPr>
-        <w:t>Store_get_data</w:t>
+        <w:t>Store_get_</w:t>
+      </w:r>
+      <w:proofErr w:type="gramStart"/>
+      <w:r>
+        <w:rPr>
+          <w:rFonts w:ascii="TH SarabunPSK" w:hAnsi="TH SarabunPSK" w:cs="TH SarabunPSK" w:hint="cs"/>
+          <w:sz w:val="28"/>
+        </w:rPr>
+        <w:t>data</w:t>
       </w:r>
       <w:proofErr w:type="spellEnd"/>
       <w:r>
@@ -7998,7 +8666,15 @@
           <w:rFonts w:ascii="TH SarabunPSK" w:hAnsi="TH SarabunPSK" w:cs="TH SarabunPSK" w:hint="cs"/>
           <w:sz w:val="28"/>
         </w:rPr>
-        <w:t xml:space="preserve"> }}</w:t>
+        <w:t xml:space="preserve"> }</w:t>
+      </w:r>
+      <w:proofErr w:type="gramEnd"/>
+      <w:r>
+        <w:rPr>
+          <w:rFonts w:ascii="TH SarabunPSK" w:hAnsi="TH SarabunPSK" w:cs="TH SarabunPSK" w:hint="cs"/>
+          <w:sz w:val="28"/>
+        </w:rPr>
+        <w:t>}</w:t>
       </w:r>
     </w:p>
     <w:p>
@@ -8034,7 +8710,39 @@
           <w:sz w:val="28"/>
           <w:cs/>
         </w:rPr>
-        <w:t>เกินกว่าที่ผู้อนุญาตกำหนด ผู้รับอนุญาตตกลงชำระค่าบริการเพิ่มเติม</w:t>
+        <w:t>เกินกว่าที่ผู้อนุญาตกำหนด ผู้รับอนุญาตตกลง</w:t>
+      </w:r>
+      <w:r>
+        <w:rPr>
+          <w:rFonts w:ascii="TH SarabunPSK" w:hAnsi="TH SarabunPSK" w:cs="TH SarabunPSK" w:hint="cs"/>
+          <w:sz w:val="28"/>
+          <w:cs/>
+        </w:rPr>
+        <w:t>ชำระ</w:t>
+      </w:r>
+      <w:r>
+        <w:rPr>
+          <w:rFonts w:ascii="TH SarabunPSK" w:hAnsi="TH SarabunPSK" w:cs="TH SarabunPSK" w:hint="cs"/>
+          <w:sz w:val="28"/>
+          <w:cs/>
+        </w:rPr>
+        <w:t>ค่าสิทธิ</w:t>
+      </w:r>
+      <w:r>
+        <w:rPr>
+          <w:rFonts w:ascii="TH SarabunPSK" w:hAnsi="TH SarabunPSK" w:cs="TH SarabunPSK" w:hint="cs"/>
+          <w:sz w:val="28"/>
+          <w:cs/>
+        </w:rPr>
+        <w:t>การใช้โปรแกรม</w:t>
+      </w:r>
+      <w:r>
+        <w:rPr>
+          <w:rFonts w:ascii="TH SarabunPSK" w:hAnsi="TH SarabunPSK" w:cs="TH SarabunPSK" w:hint="cs"/>
+          <w:sz w:val="28"/>
+          <w:cs/>
+        </w:rPr>
+        <w:t>เพิ่มเติม</w:t>
       </w:r>
     </w:p>
     <w:p>
@@ -8055,16 +8763,8 @@
           <w:sz w:val="28"/>
           <w:cs/>
         </w:rPr>
-        <w:t xml:space="preserve">ในกรณีที่ผู้รับอนุญาตไม่ดำเนินการเพิ่มพื้นที่การใช้งานหรือลดปริมาณข้อมูลภายในระยะเวลาที่กำหนด และการใช้พื้นที่ดังกล่าวอาจส่งผลกระทบต่อเสถียรภาพหรือความปลอดภัยของระบบ ผู้อนุญาตมีสิทธิจำกัดการใช้พื้นที่เพิ่มเติม </w:t>
-      </w:r>
-      <w:r>
-        <w:rPr>
-          <w:rFonts w:ascii="TH SarabunPSK" w:hAnsi="TH SarabunPSK" w:cs="TH SarabunPSK" w:hint="cs"/>
-          <w:sz w:val="28"/>
-          <w:cs/>
-        </w:rPr>
         <w:lastRenderedPageBreak/>
-        <w:t>หรือระงับการบันทึกข้อมูลเพิ่มเติมเป็นการชั่วคราว จนกว่าผู้รับอนุญาตจะดำเนินการแก้ไข ทั้งนี้ การดำเนินการดังกล่าวจะไม่กระทบต่อสิทธิของผู้รับอนุญาตในการเข้าถึงข้อมูลเดิม</w:t>
+        <w:t>ในกรณีที่ผู้รับอนุญาตไม่ดำเนินการเพิ่มพื้นที่การใช้งานหรือลดปริมาณข้อมูลภายในระยะเวลาที่กำหนด และการใช้พื้นที่ดังกล่าวอาจส่งผลกระทบต่อเสถียรภาพหรือความปลอดภัยของระบบ ผู้อนุญาตมีสิทธิจำกัดการใช้พื้นที่เพิ่มเติม หรือระงับการบันทึกข้อมูลเพิ่มเติมเป็นการชั่วคราว จนกว่าผู้รับอนุญาตจะดำเนินการแก้ไข ทั้งนี้ การดำเนินการดังกล่าวจะไม่กระทบต่อสิทธิของผู้รับอนุญาตในการเข้าถึงข้อมูลเดิม</w:t>
       </w:r>
     </w:p>
     <w:p>
@@ -9240,6 +9940,7 @@
                 <w:bdr w:val="nil"/>
                 <w:cs/>
               </w:rPr>
+              <w:lastRenderedPageBreak/>
               <w:t>ฝ่ายผู้รับอนุญาต</w:t>
             </w:r>
           </w:p>
@@ -20694,7 +21395,6 @@
   <w:style w:type="character" w:default="1" w:styleId="DefaultParagraphFont">
     <w:name w:val="Default Paragraph Font"/>
     <w:uiPriority w:val="1"/>
-    <w:semiHidden/>
     <w:unhideWhenUsed/>
   </w:style>
   <w:style w:type="table" w:default="1" w:styleId="TableNormal">
